--- a/pano-kizilay-tum-set.docx
+++ b/pano-kizilay-tum-set.docx
@@ -9,7 +9,7 @@
       <w:r>
         <w:drawing>
           <wp:inline xmlns:a="http://schemas.openxmlformats.org/drawingml/2006/main" xmlns:pic="http://schemas.openxmlformats.org/drawingml/2006/picture">
-            <wp:extent cx="7524000" cy="10634243"/>
+            <wp:extent cx="7542000" cy="10659684"/>
             <wp:docPr id="1" name="Picture 1"/>
             <wp:cNvGraphicFramePr>
               <a:graphicFrameLocks noChangeAspect="1"/>
@@ -30,7 +30,7 @@
                   <pic:spPr>
                     <a:xfrm>
                       <a:off x="0" y="0"/>
-                      <a:ext cx="7524000" cy="10634243"/>
+                      <a:ext cx="7542000" cy="10659684"/>
                     </a:xfrm>
                     <a:prstGeom prst="rect"/>
                   </pic:spPr>
@@ -58,7 +58,7 @@
       <w:r>
         <w:drawing>
           <wp:inline xmlns:a="http://schemas.openxmlformats.org/drawingml/2006/main" xmlns:pic="http://schemas.openxmlformats.org/drawingml/2006/picture">
-            <wp:extent cx="10656000" cy="7539393"/>
+            <wp:extent cx="10674000" cy="7552129"/>
             <wp:docPr id="2" name="Picture 2"/>
             <wp:cNvGraphicFramePr>
               <a:graphicFrameLocks noChangeAspect="1"/>
@@ -79,7 +79,7 @@
                   <pic:spPr>
                     <a:xfrm>
                       <a:off x="0" y="0"/>
-                      <a:ext cx="10656000" cy="7539393"/>
+                      <a:ext cx="10674000" cy="7552129"/>
                     </a:xfrm>
                     <a:prstGeom prst="rect"/>
                   </pic:spPr>
@@ -107,7 +107,7 @@
       <w:r>
         <w:drawing>
           <wp:inline xmlns:a="http://schemas.openxmlformats.org/drawingml/2006/main" xmlns:pic="http://schemas.openxmlformats.org/drawingml/2006/picture">
-            <wp:extent cx="10656000" cy="7539393"/>
+            <wp:extent cx="10674000" cy="7552129"/>
             <wp:docPr id="3" name="Picture 3"/>
             <wp:cNvGraphicFramePr>
               <a:graphicFrameLocks noChangeAspect="1"/>
@@ -128,7 +128,7 @@
                   <pic:spPr>
                     <a:xfrm>
                       <a:off x="0" y="0"/>
-                      <a:ext cx="10656000" cy="7539393"/>
+                      <a:ext cx="10674000" cy="7552129"/>
                     </a:xfrm>
                     <a:prstGeom prst="rect"/>
                   </pic:spPr>
@@ -156,7 +156,7 @@
       <w:r>
         <w:drawing>
           <wp:inline xmlns:a="http://schemas.openxmlformats.org/drawingml/2006/main" xmlns:pic="http://schemas.openxmlformats.org/drawingml/2006/picture">
-            <wp:extent cx="10656000" cy="7539393"/>
+            <wp:extent cx="10674000" cy="7552129"/>
             <wp:docPr id="4" name="Picture 4"/>
             <wp:cNvGraphicFramePr>
               <a:graphicFrameLocks noChangeAspect="1"/>
@@ -177,7 +177,7 @@
                   <pic:spPr>
                     <a:xfrm>
                       <a:off x="0" y="0"/>
-                      <a:ext cx="10656000" cy="7539393"/>
+                      <a:ext cx="10674000" cy="7552129"/>
                     </a:xfrm>
                     <a:prstGeom prst="rect"/>
                   </pic:spPr>
@@ -205,7 +205,7 @@
       <w:r>
         <w:drawing>
           <wp:inline xmlns:a="http://schemas.openxmlformats.org/drawingml/2006/main" xmlns:pic="http://schemas.openxmlformats.org/drawingml/2006/picture">
-            <wp:extent cx="7524000" cy="10634243"/>
+            <wp:extent cx="7542000" cy="10659684"/>
             <wp:docPr id="5" name="Picture 5"/>
             <wp:cNvGraphicFramePr>
               <a:graphicFrameLocks noChangeAspect="1"/>
@@ -226,7 +226,7 @@
                   <pic:spPr>
                     <a:xfrm>
                       <a:off x="0" y="0"/>
-                      <a:ext cx="7524000" cy="10634243"/>
+                      <a:ext cx="7542000" cy="10659684"/>
                     </a:xfrm>
                     <a:prstGeom prst="rect"/>
                   </pic:spPr>
@@ -254,7 +254,7 @@
       <w:r>
         <w:drawing>
           <wp:inline xmlns:a="http://schemas.openxmlformats.org/drawingml/2006/main" xmlns:pic="http://schemas.openxmlformats.org/drawingml/2006/picture">
-            <wp:extent cx="7524000" cy="10634243"/>
+            <wp:extent cx="7542000" cy="10659684"/>
             <wp:docPr id="6" name="Picture 6"/>
             <wp:cNvGraphicFramePr>
               <a:graphicFrameLocks noChangeAspect="1"/>
@@ -275,7 +275,7 @@
                   <pic:spPr>
                     <a:xfrm>
                       <a:off x="0" y="0"/>
-                      <a:ext cx="7524000" cy="10634243"/>
+                      <a:ext cx="7542000" cy="10659684"/>
                     </a:xfrm>
                     <a:prstGeom prst="rect"/>
                   </pic:spPr>
@@ -303,7 +303,7 @@
       <w:r>
         <w:drawing>
           <wp:inline xmlns:a="http://schemas.openxmlformats.org/drawingml/2006/main" xmlns:pic="http://schemas.openxmlformats.org/drawingml/2006/picture">
-            <wp:extent cx="10656000" cy="7539393"/>
+            <wp:extent cx="10674000" cy="7552129"/>
             <wp:docPr id="7" name="Picture 7"/>
             <wp:cNvGraphicFramePr>
               <a:graphicFrameLocks noChangeAspect="1"/>
@@ -324,7 +324,7 @@
                   <pic:spPr>
                     <a:xfrm>
                       <a:off x="0" y="0"/>
-                      <a:ext cx="10656000" cy="7539393"/>
+                      <a:ext cx="10674000" cy="7552129"/>
                     </a:xfrm>
                     <a:prstGeom prst="rect"/>
                   </pic:spPr>
@@ -352,7 +352,7 @@
       <w:r>
         <w:drawing>
           <wp:inline xmlns:a="http://schemas.openxmlformats.org/drawingml/2006/main" xmlns:pic="http://schemas.openxmlformats.org/drawingml/2006/picture">
-            <wp:extent cx="10656000" cy="7539393"/>
+            <wp:extent cx="10674000" cy="7552129"/>
             <wp:docPr id="8" name="Picture 8"/>
             <wp:cNvGraphicFramePr>
               <a:graphicFrameLocks noChangeAspect="1"/>
@@ -373,7 +373,7 @@
                   <pic:spPr>
                     <a:xfrm>
                       <a:off x="0" y="0"/>
-                      <a:ext cx="10656000" cy="7539393"/>
+                      <a:ext cx="10674000" cy="7552129"/>
                     </a:xfrm>
                     <a:prstGeom prst="rect"/>
                   </pic:spPr>
@@ -401,7 +401,7 @@
       <w:r>
         <w:drawing>
           <wp:inline xmlns:a="http://schemas.openxmlformats.org/drawingml/2006/main" xmlns:pic="http://schemas.openxmlformats.org/drawingml/2006/picture">
-            <wp:extent cx="10656000" cy="7539393"/>
+            <wp:extent cx="10674000" cy="7552129"/>
             <wp:docPr id="9" name="Picture 9"/>
             <wp:cNvGraphicFramePr>
               <a:graphicFrameLocks noChangeAspect="1"/>
@@ -422,7 +422,7 @@
                   <pic:spPr>
                     <a:xfrm>
                       <a:off x="0" y="0"/>
-                      <a:ext cx="10656000" cy="7539393"/>
+                      <a:ext cx="10674000" cy="7552129"/>
                     </a:xfrm>
                     <a:prstGeom prst="rect"/>
                   </pic:spPr>
@@ -450,7 +450,7 @@
       <w:r>
         <w:drawing>
           <wp:inline xmlns:a="http://schemas.openxmlformats.org/drawingml/2006/main" xmlns:pic="http://schemas.openxmlformats.org/drawingml/2006/picture">
-            <wp:extent cx="10656000" cy="7539393"/>
+            <wp:extent cx="10674000" cy="7552129"/>
             <wp:docPr id="10" name="Picture 10"/>
             <wp:cNvGraphicFramePr>
               <a:graphicFrameLocks noChangeAspect="1"/>
@@ -471,7 +471,7 @@
                   <pic:spPr>
                     <a:xfrm>
                       <a:off x="0" y="0"/>
-                      <a:ext cx="10656000" cy="7539393"/>
+                      <a:ext cx="10674000" cy="7552129"/>
                     </a:xfrm>
                     <a:prstGeom prst="rect"/>
                   </pic:spPr>
@@ -499,7 +499,7 @@
       <w:r>
         <w:drawing>
           <wp:inline xmlns:a="http://schemas.openxmlformats.org/drawingml/2006/main" xmlns:pic="http://schemas.openxmlformats.org/drawingml/2006/picture">
-            <wp:extent cx="7524000" cy="10634243"/>
+            <wp:extent cx="7542000" cy="10659684"/>
             <wp:docPr id="11" name="Picture 11"/>
             <wp:cNvGraphicFramePr>
               <a:graphicFrameLocks noChangeAspect="1"/>
@@ -520,7 +520,7 @@
                   <pic:spPr>
                     <a:xfrm>
                       <a:off x="0" y="0"/>
-                      <a:ext cx="7524000" cy="10634243"/>
+                      <a:ext cx="7542000" cy="10659684"/>
                     </a:xfrm>
                     <a:prstGeom prst="rect"/>
                   </pic:spPr>
@@ -548,7 +548,7 @@
       <w:r>
         <w:drawing>
           <wp:inline xmlns:a="http://schemas.openxmlformats.org/drawingml/2006/main" xmlns:pic="http://schemas.openxmlformats.org/drawingml/2006/picture">
-            <wp:extent cx="7524000" cy="10634243"/>
+            <wp:extent cx="7542000" cy="10659684"/>
             <wp:docPr id="12" name="Picture 12"/>
             <wp:cNvGraphicFramePr>
               <a:graphicFrameLocks noChangeAspect="1"/>
@@ -569,7 +569,7 @@
                   <pic:spPr>
                     <a:xfrm>
                       <a:off x="0" y="0"/>
-                      <a:ext cx="7524000" cy="10634243"/>
+                      <a:ext cx="7542000" cy="10659684"/>
                     </a:xfrm>
                     <a:prstGeom prst="rect"/>
                   </pic:spPr>
@@ -597,7 +597,7 @@
       <w:r>
         <w:drawing>
           <wp:inline xmlns:a="http://schemas.openxmlformats.org/drawingml/2006/main" xmlns:pic="http://schemas.openxmlformats.org/drawingml/2006/picture">
-            <wp:extent cx="10656000" cy="7539393"/>
+            <wp:extent cx="10674000" cy="7552129"/>
             <wp:docPr id="13" name="Picture 13"/>
             <wp:cNvGraphicFramePr>
               <a:graphicFrameLocks noChangeAspect="1"/>
@@ -618,7 +618,7 @@
                   <pic:spPr>
                     <a:xfrm>
                       <a:off x="0" y="0"/>
-                      <a:ext cx="10656000" cy="7539393"/>
+                      <a:ext cx="10674000" cy="7552129"/>
                     </a:xfrm>
                     <a:prstGeom prst="rect"/>
                   </pic:spPr>
@@ -646,7 +646,7 @@
       <w:r>
         <w:drawing>
           <wp:inline xmlns:a="http://schemas.openxmlformats.org/drawingml/2006/main" xmlns:pic="http://schemas.openxmlformats.org/drawingml/2006/picture">
-            <wp:extent cx="10656000" cy="7539393"/>
+            <wp:extent cx="10674000" cy="7552129"/>
             <wp:docPr id="14" name="Picture 14"/>
             <wp:cNvGraphicFramePr>
               <a:graphicFrameLocks noChangeAspect="1"/>
@@ -667,7 +667,7 @@
                   <pic:spPr>
                     <a:xfrm>
                       <a:off x="0" y="0"/>
-                      <a:ext cx="10656000" cy="7539393"/>
+                      <a:ext cx="10674000" cy="7552129"/>
                     </a:xfrm>
                     <a:prstGeom prst="rect"/>
                   </pic:spPr>
@@ -695,7 +695,7 @@
       <w:r>
         <w:drawing>
           <wp:inline xmlns:a="http://schemas.openxmlformats.org/drawingml/2006/main" xmlns:pic="http://schemas.openxmlformats.org/drawingml/2006/picture">
-            <wp:extent cx="10656000" cy="7539393"/>
+            <wp:extent cx="10674000" cy="7552129"/>
             <wp:docPr id="15" name="Picture 15"/>
             <wp:cNvGraphicFramePr>
               <a:graphicFrameLocks noChangeAspect="1"/>
@@ -716,7 +716,7 @@
                   <pic:spPr>
                     <a:xfrm>
                       <a:off x="0" y="0"/>
-                      <a:ext cx="10656000" cy="7539393"/>
+                      <a:ext cx="10674000" cy="7552129"/>
                     </a:xfrm>
                     <a:prstGeom prst="rect"/>
                   </pic:spPr>
@@ -744,7 +744,7 @@
       <w:r>
         <w:drawing>
           <wp:inline xmlns:a="http://schemas.openxmlformats.org/drawingml/2006/main" xmlns:pic="http://schemas.openxmlformats.org/drawingml/2006/picture">
-            <wp:extent cx="10656000" cy="7539393"/>
+            <wp:extent cx="10674000" cy="7552129"/>
             <wp:docPr id="16" name="Picture 16"/>
             <wp:cNvGraphicFramePr>
               <a:graphicFrameLocks noChangeAspect="1"/>
@@ -765,7 +765,7 @@
                   <pic:spPr>
                     <a:xfrm>
                       <a:off x="0" y="0"/>
-                      <a:ext cx="10656000" cy="7539393"/>
+                      <a:ext cx="10674000" cy="7552129"/>
                     </a:xfrm>
                     <a:prstGeom prst="rect"/>
                   </pic:spPr>
@@ -793,7 +793,7 @@
       <w:r>
         <w:drawing>
           <wp:inline xmlns:a="http://schemas.openxmlformats.org/drawingml/2006/main" xmlns:pic="http://schemas.openxmlformats.org/drawingml/2006/picture">
-            <wp:extent cx="10656000" cy="7539393"/>
+            <wp:extent cx="10674000" cy="7552129"/>
             <wp:docPr id="17" name="Picture 17"/>
             <wp:cNvGraphicFramePr>
               <a:graphicFrameLocks noChangeAspect="1"/>
@@ -814,7 +814,7 @@
                   <pic:spPr>
                     <a:xfrm>
                       <a:off x="0" y="0"/>
-                      <a:ext cx="10656000" cy="7539393"/>
+                      <a:ext cx="10674000" cy="7552129"/>
                     </a:xfrm>
                     <a:prstGeom prst="rect"/>
                   </pic:spPr>
@@ -842,7 +842,7 @@
       <w:r>
         <w:drawing>
           <wp:inline xmlns:a="http://schemas.openxmlformats.org/drawingml/2006/main" xmlns:pic="http://schemas.openxmlformats.org/drawingml/2006/picture">
-            <wp:extent cx="10656000" cy="7539393"/>
+            <wp:extent cx="10674000" cy="7552129"/>
             <wp:docPr id="18" name="Picture 18"/>
             <wp:cNvGraphicFramePr>
               <a:graphicFrameLocks noChangeAspect="1"/>
@@ -863,7 +863,7 @@
                   <pic:spPr>
                     <a:xfrm>
                       <a:off x="0" y="0"/>
-                      <a:ext cx="10656000" cy="7539393"/>
+                      <a:ext cx="10674000" cy="7552129"/>
                     </a:xfrm>
                     <a:prstGeom prst="rect"/>
                   </pic:spPr>
@@ -891,7 +891,7 @@
       <w:r>
         <w:drawing>
           <wp:inline xmlns:a="http://schemas.openxmlformats.org/drawingml/2006/main" xmlns:pic="http://schemas.openxmlformats.org/drawingml/2006/picture">
-            <wp:extent cx="10656000" cy="7539393"/>
+            <wp:extent cx="10674000" cy="7552129"/>
             <wp:docPr id="19" name="Picture 19"/>
             <wp:cNvGraphicFramePr>
               <a:graphicFrameLocks noChangeAspect="1"/>
@@ -912,7 +912,7 @@
                   <pic:spPr>
                     <a:xfrm>
                       <a:off x="0" y="0"/>
-                      <a:ext cx="10656000" cy="7539393"/>
+                      <a:ext cx="10674000" cy="7552129"/>
                     </a:xfrm>
                     <a:prstGeom prst="rect"/>
                   </pic:spPr>
@@ -940,7 +940,7 @@
       <w:r>
         <w:drawing>
           <wp:inline xmlns:a="http://schemas.openxmlformats.org/drawingml/2006/main" xmlns:pic="http://schemas.openxmlformats.org/drawingml/2006/picture">
-            <wp:extent cx="10656000" cy="7539393"/>
+            <wp:extent cx="10674000" cy="7552129"/>
             <wp:docPr id="20" name="Picture 20"/>
             <wp:cNvGraphicFramePr>
               <a:graphicFrameLocks noChangeAspect="1"/>
@@ -961,7 +961,7 @@
                   <pic:spPr>
                     <a:xfrm>
                       <a:off x="0" y="0"/>
-                      <a:ext cx="10656000" cy="7539393"/>
+                      <a:ext cx="10674000" cy="7552129"/>
                     </a:xfrm>
                     <a:prstGeom prst="rect"/>
                   </pic:spPr>
@@ -989,7 +989,7 @@
       <w:r>
         <w:drawing>
           <wp:inline xmlns:a="http://schemas.openxmlformats.org/drawingml/2006/main" xmlns:pic="http://schemas.openxmlformats.org/drawingml/2006/picture">
-            <wp:extent cx="7524000" cy="10634243"/>
+            <wp:extent cx="7542000" cy="10659684"/>
             <wp:docPr id="21" name="Picture 21"/>
             <wp:cNvGraphicFramePr>
               <a:graphicFrameLocks noChangeAspect="1"/>
@@ -1010,7 +1010,7 @@
                   <pic:spPr>
                     <a:xfrm>
                       <a:off x="0" y="0"/>
-                      <a:ext cx="7524000" cy="10634243"/>
+                      <a:ext cx="7542000" cy="10659684"/>
                     </a:xfrm>
                     <a:prstGeom prst="rect"/>
                   </pic:spPr>
@@ -1038,7 +1038,7 @@
       <w:r>
         <w:drawing>
           <wp:inline xmlns:a="http://schemas.openxmlformats.org/drawingml/2006/main" xmlns:pic="http://schemas.openxmlformats.org/drawingml/2006/picture">
-            <wp:extent cx="10656000" cy="7539393"/>
+            <wp:extent cx="10674000" cy="7552129"/>
             <wp:docPr id="22" name="Picture 22"/>
             <wp:cNvGraphicFramePr>
               <a:graphicFrameLocks noChangeAspect="1"/>
@@ -1059,7 +1059,7 @@
                   <pic:spPr>
                     <a:xfrm>
                       <a:off x="0" y="0"/>
-                      <a:ext cx="10656000" cy="7539393"/>
+                      <a:ext cx="10674000" cy="7552129"/>
                     </a:xfrm>
                     <a:prstGeom prst="rect"/>
                   </pic:spPr>
